--- a/proactive-business-english-b2-sy/out/PBE-B2-B1-SY_Unit01_AnswerKey.docx
+++ b/proactive-business-english-b2-sy/out/PBE-B2-B1-SY_Unit01_AnswerKey.docx
@@ -27863,7 +27863,7 @@
           <w:sz w:val="22"/>
           <w:szCs w:val="22"/>
         </w:rPr>
-        <w:t xml:space="preserve"> the damages clause — a legal question; advice sought from Ms Nahas on the 12th.   </w:t>
+        <w:t xml:space="preserve"> the damages clause — a legal question; advice sought from Mr Sayegh, our advocate, on the 12th.   </w:t>
       </w:r>
       <w:r>
         <w:rPr>
